--- a/docs/UML diagram.docx
+++ b/docs/UML diagram.docx
@@ -209,177 +209,6 @@
       <w:pPr>
         <w:bidi w:val="0"/>
       </w:pPr>
-      <w:r>
-        <w:br w:type="page"/>
-      </w:r>
-    </w:p>
-    <w:p>
-      <w:pPr>
-        <w:bidi w:val="0"/>
-      </w:pPr>
-      <w:r>
-        <w:lastRenderedPageBreak/>
-        <w:t>If I want also to include the d</w:t>
-      </w:r>
-      <w:r>
-        <w:t>elivery</w:t>
-      </w:r>
-      <w:r>
-        <w:t xml:space="preserve"> actor</w:t>
-      </w:r>
-      <w:r>
-        <w:br/>
-      </w:r>
-      <w:r>
-        <w:drawing>
-          <wp:inline distT="0" distB="0" distL="0" distR="0" wp14:anchorId="3BA47638" wp14:editId="4F4E9C2D">
-            <wp:extent cx="5274310" cy="5458460"/>
-            <wp:effectExtent l="0" t="0" r="2540" b="8890"/>
-            <wp:docPr id="671662220" name="Picture 1"/>
-            <wp:cNvGraphicFramePr>
-              <a:graphicFrameLocks xmlns:a="http://schemas.openxmlformats.org/drawingml/2006/main" noChangeAspect="1"/>
-            </wp:cNvGraphicFramePr>
-            <a:graphic xmlns:a="http://schemas.openxmlformats.org/drawingml/2006/main">
-              <a:graphicData uri="http://schemas.openxmlformats.org/drawingml/2006/picture">
-                <pic:pic xmlns:pic="http://schemas.openxmlformats.org/drawingml/2006/picture">
-                  <pic:nvPicPr>
-                    <pic:cNvPr id="671662220" name=""/>
-                    <pic:cNvPicPr/>
-                  </pic:nvPicPr>
-                  <pic:blipFill>
-                    <a:blip r:embed="rId6"/>
-                    <a:stretch>
-                      <a:fillRect/>
-                    </a:stretch>
-                  </pic:blipFill>
-                  <pic:spPr>
-                    <a:xfrm>
-                      <a:off x="0" y="0"/>
-                      <a:ext cx="5274310" cy="5458460"/>
-                    </a:xfrm>
-                    <a:prstGeom prst="rect">
-                      <a:avLst/>
-                    </a:prstGeom>
-                  </pic:spPr>
-                </pic:pic>
-              </a:graphicData>
-            </a:graphic>
-          </wp:inline>
-        </w:drawing>
-      </w:r>
-    </w:p>
-    <w:p>
-      <w:pPr>
-        <w:bidi w:val="0"/>
-      </w:pPr>
-      <w:r>
-        <w:t xml:space="preserve">The </w:t>
-      </w:r>
-      <w:r>
-        <w:rPr>
-          <w:b/>
-          <w:bCs/>
-        </w:rPr>
-        <w:t>Delivery Person</w:t>
-      </w:r>
-      <w:r>
-        <w:t xml:space="preserve"> actor is now included with 3 dedicated use cases:</w:t>
-      </w:r>
-    </w:p>
-    <w:p>
-      <w:pPr>
-        <w:numPr>
-          <w:ilvl w:val="0"/>
-          <w:numId w:val="5"/>
-        </w:numPr>
-        <w:bidi w:val="0"/>
-      </w:pPr>
-      <w:r>
-        <w:rPr>
-          <w:b/>
-          <w:bCs/>
-        </w:rPr>
-        <w:t>View assigned orders</w:t>
-      </w:r>
-      <w:r>
-        <w:t xml:space="preserve"> — the delivery person sees which orders are assigned to them</w:t>
-      </w:r>
-    </w:p>
-    <w:p>
-      <w:pPr>
-        <w:numPr>
-          <w:ilvl w:val="0"/>
-          <w:numId w:val="5"/>
-        </w:numPr>
-        <w:bidi w:val="0"/>
-      </w:pPr>
-      <w:r>
-        <w:rPr>
-          <w:b/>
-          <w:bCs/>
-        </w:rPr>
-        <w:t>Update delivery status</w:t>
-      </w:r>
-      <w:r>
-        <w:t xml:space="preserve"> — marks an order as shipped or delivered</w:t>
-      </w:r>
-    </w:p>
-    <w:p>
-      <w:pPr>
-        <w:numPr>
-          <w:ilvl w:val="0"/>
-          <w:numId w:val="5"/>
-        </w:numPr>
-        <w:bidi w:val="0"/>
-      </w:pPr>
-      <w:r>
-        <w:rPr>
-          <w:b/>
-          <w:bCs/>
-        </w:rPr>
-        <w:t>Confirm cash payment</w:t>
-      </w:r>
-      <w:r>
-        <w:t xml:space="preserve"> — confirms cash was received from the customer (cash on delivery)</w:t>
-      </w:r>
-    </w:p>
-    <w:p>
-      <w:pPr>
-        <w:bidi w:val="0"/>
-      </w:pPr>
-      <w:r>
-        <w:t xml:space="preserve">The hollow triangle between </w:t>
-      </w:r>
-      <w:r>
-        <w:rPr>
-          <w:b/>
-          <w:bCs/>
-        </w:rPr>
-        <w:t>Guest</w:t>
-      </w:r>
-      <w:r>
-        <w:t xml:space="preserve"> and </w:t>
-      </w:r>
-      <w:r>
-        <w:rPr>
-          <w:b/>
-          <w:bCs/>
-        </w:rPr>
-        <w:t>Registered User</w:t>
-      </w:r>
-      <w:r>
-        <w:t xml:space="preserve"> is the </w:t>
-      </w:r>
-      <w:r>
-        <w:rPr>
-          <w:b/>
-          <w:bCs/>
-        </w:rPr>
-        <w:t>generalization</w:t>
-      </w:r>
-      <w:r>
-        <w:t xml:space="preserve"> relationship — meaning Registered User inherits all Guest use cases (browse, view, search) without duplicating the lines.</w:t>
-      </w:r>
     </w:p>
     <w:sectPr>
       <w:pgSz w:w="11906" w:h="16838"/>
@@ -1764,6 +1593,7 @@
   <w:style w:type="character" w:default="1" w:styleId="DefaultParagraphFont">
     <w:name w:val="Default Paragraph Font"/>
     <w:uiPriority w:val="1"/>
+    <w:semiHidden/>
     <w:unhideWhenUsed/>
   </w:style>
   <w:style w:type="table" w:default="1" w:styleId="TableNormal">
